--- a/QED Course/Lesson 02 Calculus and Differential Equations.docx
+++ b/QED Course/Lesson 02 Calculus and Differential Equations.docx
@@ -58,7 +58,7 @@
     </w:p>
     <w:p>
       <w:pPr>
-        <w:pStyle w:val="Heading1"/>
+        <w:pStyle w:val="Heading2"/>
       </w:pPr>
       <w:r>
         <w:t>How to use this lesson</w:t>
@@ -66,7 +66,7 @@
     </w:p>
     <w:p>
       <w:r>
-        <w:t>Every dynamical law in quantum electrodynamics is a differential equation, and every measurable prediction is an integral. The Schrodinger, Dirac, and Maxwell equations are statements about derivatives; amplitudes, cross sections, and loop corrections are integrals over positions or momenta. This lesson assembles the calculus needed to read those statements and to manipulate them with confidence.</w:t>
+        <w:t>Every dynamical law in quantum electrodynamics is a differential equation, and every measurable prediction is an integral. The Schrödinger, Dirac, and Maxwell equations are statements about derivatives; amplitudes, cross sections, and loop corrections are integrals over positions or momenta. This lesson assembles the calculus needed to read those statements and to manipulate them with confidence.</w:t>
       </w:r>
     </w:p>
     <w:p>
@@ -76,7 +76,7 @@
     </w:p>
     <w:p>
       <w:pPr>
-        <w:pStyle w:val="Heading2"/>
+        <w:pStyle w:val="Heading3"/>
       </w:pPr>
       <w:r>
         <w:t>Learning objectives</w:t>
@@ -148,7 +148,7 @@
     </w:p>
     <w:p>
       <w:pPr>
-        <w:pStyle w:val="Heading2"/>
+        <w:pStyle w:val="Heading3"/>
       </w:pPr>
       <w:r>
         <w:t>Notation and conventions</w:t>
@@ -548,7 +548,7 @@
     </w:tbl>
     <w:p>
       <w:pPr>
-        <w:pStyle w:val="Heading1"/>
+        <w:pStyle w:val="Heading2"/>
       </w:pPr>
       <w:r>
         <w:t>1 Derivatives</w:t>
@@ -556,7 +556,7 @@
     </w:p>
     <w:p>
       <w:pPr>
-        <w:pStyle w:val="Heading2"/>
+        <w:pStyle w:val="Heading3"/>
       </w:pPr>
       <w:r>
         <w:t>1.1 The derivative as a linear approximation</w:t>
@@ -690,7 +690,7 @@
     </w:p>
     <w:p>
       <w:pPr>
-        <w:pStyle w:val="Heading2"/>
+        <w:pStyle w:val="Heading3"/>
       </w:pPr>
       <w:r>
         <w:t>1.2 The exponential function</w:t>
@@ -909,10 +909,11 @@
       </m:oMathPara>
     </w:p>
     <w:p>
-      <w:pPr>
-        <w:pStyle w:val="Heading3"/>
-      </w:pPr>
       <w:r>
+        <w:rPr>
+          <w:b/>
+          <w:i/>
+        </w:rPr>
         <w:t>Worked example 1</w:t>
       </w:r>
     </w:p>
@@ -923,7 +924,7 @@
     </w:p>
     <w:p>
       <w:pPr>
-        <w:pStyle w:val="Heading2"/>
+        <w:pStyle w:val="Heading3"/>
       </w:pPr>
       <w:r>
         <w:t>1.3 Derivatives of the standard functions</w:t>
@@ -1341,7 +1342,7 @@
     </w:tbl>
     <w:p>
       <w:pPr>
-        <w:pStyle w:val="Heading1"/>
+        <w:pStyle w:val="Heading2"/>
       </w:pPr>
       <w:r>
         <w:t>2 Integrals</w:t>
@@ -1349,7 +1350,7 @@
     </w:p>
     <w:p>
       <w:pPr>
-        <w:pStyle w:val="Heading2"/>
+        <w:pStyle w:val="Heading3"/>
       </w:pPr>
       <w:r>
         <w:t>2.1 The fundamental theorem</w:t>
@@ -1428,7 +1429,7 @@
     </w:p>
     <w:p>
       <w:pPr>
-        <w:pStyle w:val="Heading2"/>
+        <w:pStyle w:val="Heading3"/>
       </w:pPr>
       <w:r>
         <w:t>2.2 Integration by parts</w:t>
@@ -1513,14 +1514,15 @@
     </w:p>
     <w:p>
       <w:r>
-        <w:t>Integration by parts moves a derivative from one factor to the other at the cost of a sign and a boundary term. When the boundary term vanishes, a derivative acting to the right becomes minus a derivative acting to the left. This mechanism makes the momentum operator Hermitian (Lesson 10) and produces the Euler Lagrange equations for fields (Lesson 26).</w:t>
+        <w:t>Integration by parts moves a derivative from one factor to the other at the cost of a sign and a boundary term. When the boundary term vanishes, a derivative acting to the right becomes minus a derivative acting to the left. This mechanism makes the momentum operator Hermitian (Lesson 10) and produces the Euler–Lagrange equations for fields (Lesson 26).</w:t>
       </w:r>
     </w:p>
     <w:p>
-      <w:pPr>
-        <w:pStyle w:val="Heading3"/>
-      </w:pPr>
       <w:r>
+        <w:rPr>
+          <w:b/>
+          <w:i/>
+        </w:rPr>
         <w:t>Worked example 2</w:t>
       </w:r>
     </w:p>
@@ -1599,7 +1601,7 @@
     </w:p>
     <w:p>
       <w:pPr>
-        <w:pStyle w:val="Heading2"/>
+        <w:pStyle w:val="Heading3"/>
       </w:pPr>
       <w:r>
         <w:t>2.3 The Gaussian integral</w:t>
@@ -1823,10 +1825,11 @@
       </w:r>
     </w:p>
     <w:p>
-      <w:pPr>
-        <w:pStyle w:val="Heading3"/>
-      </w:pPr>
       <w:r>
+        <w:rPr>
+          <w:b/>
+          <w:i/>
+        </w:rPr>
         <w:t>Worked example 3</w:t>
       </w:r>
     </w:p>
@@ -1945,7 +1948,7 @@
     </w:p>
     <w:p>
       <w:pPr>
-        <w:pStyle w:val="Heading1"/>
+        <w:pStyle w:val="Heading2"/>
       </w:pPr>
       <w:r>
         <w:t>3 Functions of several variables</w:t>
@@ -1953,7 +1956,7 @@
     </w:p>
     <w:p>
       <w:pPr>
-        <w:pStyle w:val="Heading2"/>
+        <w:pStyle w:val="Heading3"/>
       </w:pPr>
       <w:r>
         <w:t>3.1 Partial derivatives</w:t>
@@ -2200,7 +2203,7 @@
     </w:p>
     <w:p>
       <w:pPr>
-        <w:pStyle w:val="Heading2"/>
+        <w:pStyle w:val="Heading3"/>
       </w:pPr>
       <w:r>
         <w:t>3.2 Gradient, divergence, curl, and Laplacian</w:t>
@@ -2578,7 +2581,7 @@
     </w:p>
     <w:p>
       <w:pPr>
-        <w:pStyle w:val="Heading2"/>
+        <w:pStyle w:val="Heading3"/>
       </w:pPr>
       <w:r>
         <w:t>3.3 Integral theorems</w:t>
@@ -2739,10 +2742,11 @@
       </w:r>
     </w:p>
     <w:p>
-      <w:pPr>
-        <w:pStyle w:val="Heading3"/>
-      </w:pPr>
       <w:r>
+        <w:rPr>
+          <w:b/>
+          <w:i/>
+        </w:rPr>
         <w:t>Worked example 4</w:t>
       </w:r>
     </w:p>
@@ -2753,7 +2757,7 @@
     </w:p>
     <w:p>
       <w:pPr>
-        <w:pStyle w:val="Heading1"/>
+        <w:pStyle w:val="Heading2"/>
       </w:pPr>
       <w:r>
         <w:t>4 Taylor expansions</w:t>
@@ -2761,7 +2765,7 @@
     </w:p>
     <w:p>
       <w:pPr>
-        <w:pStyle w:val="Heading2"/>
+        <w:pStyle w:val="Heading3"/>
       </w:pPr>
       <w:r>
         <w:t>4.1 The Taylor series</w:t>
@@ -3346,7 +3350,7 @@
     </w:p>
     <w:p>
       <w:pPr>
-        <w:pStyle w:val="Heading2"/>
+        <w:pStyle w:val="Heading3"/>
       </w:pPr>
       <w:r>
         <w:t>4.2 Controlled approximation</w:t>
@@ -3358,10 +3362,11 @@
       </w:r>
     </w:p>
     <w:p>
-      <w:pPr>
-        <w:pStyle w:val="Heading3"/>
-      </w:pPr>
       <w:r>
+        <w:rPr>
+          <w:b/>
+          <w:i/>
+        </w:rPr>
         <w:t>Worked example 5</w:t>
       </w:r>
     </w:p>
@@ -3554,7 +3559,7 @@
     </w:p>
     <w:p>
       <w:pPr>
-        <w:pStyle w:val="Heading1"/>
+        <w:pStyle w:val="Heading2"/>
       </w:pPr>
       <w:r>
         <w:t>5 Fourier analysis</w:t>
@@ -3562,7 +3567,7 @@
     </w:p>
     <w:p>
       <w:pPr>
-        <w:pStyle w:val="Heading2"/>
+        <w:pStyle w:val="Heading3"/>
       </w:pPr>
       <w:r>
         <w:t>5.1 Superposition of exponentials</w:t>
@@ -3725,7 +3730,7 @@
     </w:p>
     <w:p>
       <w:pPr>
-        <w:pStyle w:val="Heading2"/>
+        <w:pStyle w:val="Heading3"/>
       </w:pPr>
       <w:r>
         <w:t>5.2 The Fourier transform</w:t>
@@ -3872,7 +3877,7 @@
     </w:p>
     <w:p>
       <w:pPr>
-        <w:pStyle w:val="Heading2"/>
+        <w:pStyle w:val="Heading3"/>
       </w:pPr>
       <w:r>
         <w:t>5.3 Derivatives become multiplications</w:t>
@@ -4026,7 +4031,7 @@
     </w:p>
     <w:p>
       <w:pPr>
-        <w:pStyle w:val="Heading2"/>
+        <w:pStyle w:val="Heading3"/>
       </w:pPr>
       <w:r>
         <w:t>5.4 The delta function</w:t>
@@ -4120,10 +4125,11 @@
       </w:r>
     </w:p>
     <w:p>
-      <w:pPr>
-        <w:pStyle w:val="Heading3"/>
-      </w:pPr>
       <w:r>
+        <w:rPr>
+          <w:b/>
+          <w:i/>
+        </w:rPr>
         <w:t>Worked example 6</w:t>
       </w:r>
     </w:p>
@@ -4231,7 +4237,7 @@
     </w:p>
     <w:p>
       <w:pPr>
-        <w:pStyle w:val="Heading1"/>
+        <w:pStyle w:val="Heading2"/>
       </w:pPr>
       <w:r>
         <w:t>6 Ordinary differential equations</w:t>
@@ -4239,7 +4245,7 @@
     </w:p>
     <w:p>
       <w:pPr>
-        <w:pStyle w:val="Heading2"/>
+        <w:pStyle w:val="Heading3"/>
       </w:pPr>
       <w:r>
         <w:t>6.1 First order linear equations</w:t>
@@ -4335,7 +4341,7 @@
     </w:p>
     <w:p>
       <w:r>
-        <w:t>Real negative k describes decay, imaginary k describes oscillation, and complex k with negative real part describes damped oscillation. The time-dependent Schrodinger equation for an energy eigenstate is exactly this equation with k = −iE/ℏ (Lesson 11).</w:t>
+        <w:t>Real negative k describes decay, imaginary k describes oscillation, and complex k with negative real part describes damped oscillation. The time-dependent Schrödinger equation for an energy eigenstate is exactly this equation with k = −iE/ℏ (Lesson 11).</w:t>
       </w:r>
     </w:p>
     <w:p>
@@ -4456,7 +4462,7 @@
     </w:p>
     <w:p>
       <w:pPr>
-        <w:pStyle w:val="Heading2"/>
+        <w:pStyle w:val="Heading3"/>
       </w:pPr>
       <w:r>
         <w:t>6.2 Second order equations with constant coefficients</w:t>
@@ -4526,7 +4532,7 @@
     </w:p>
     <w:p>
       <w:pPr>
-        <w:pStyle w:val="Heading2"/>
+        <w:pStyle w:val="Heading3"/>
       </w:pPr>
       <w:r>
         <w:t>6.3 The harmonic oscillator</w:t>
@@ -4695,10 +4701,11 @@
       </w:r>
     </w:p>
     <w:p>
-      <w:pPr>
-        <w:pStyle w:val="Heading3"/>
-      </w:pPr>
       <w:r>
+        <w:rPr>
+          <w:b/>
+          <w:i/>
+        </w:rPr>
         <w:t>Worked example 7</w:t>
       </w:r>
     </w:p>
@@ -4789,7 +4796,7 @@
     </w:p>
     <w:p>
       <w:pPr>
-        <w:pStyle w:val="Heading1"/>
+        <w:pStyle w:val="Heading2"/>
       </w:pPr>
       <w:r>
         <w:t>7 Partial differential equations</w:t>
@@ -4797,7 +4804,7 @@
     </w:p>
     <w:p>
       <w:pPr>
-        <w:pStyle w:val="Heading2"/>
+        <w:pStyle w:val="Heading3"/>
       </w:pPr>
       <w:r>
         <w:t>7.1 The wave equation</w:t>
@@ -4881,12 +4888,12 @@
     </w:p>
     <w:p>
       <w:r>
-        <w:t>The wave equation governs vibrating strings, sound, and light. In units with c = 1, which the course adopts from Lesson 3 onward, it reads ∂ₜ²φ − ∇²φ = 0, and the operator □ = ∂ₜ² − ∇² is called the d'Alembertian. Adding a mass term turns the wave equation into the Klein Gordon equation (Lesson 17).</w:t>
+        <w:t>The wave equation governs vibrating strings, sound, and light. In units with c = 1, which the course adopts from Lesson 3 onward, it reads ∂ₜ²φ − ∇²φ = 0, and the operator □ = ∂ₜ² − ∇² is called the d'Alembertian. Adding a mass term turns the wave equation into the Klein–Gordon equation (Lesson 17).</w:t>
       </w:r>
     </w:p>
     <w:p>
       <w:pPr>
-        <w:pStyle w:val="Heading2"/>
+        <w:pStyle w:val="Heading3"/>
       </w:pPr>
       <w:r>
         <w:t>7.2 Plane wave solutions and the dispersion relation</w:t>
@@ -4987,26 +4994,28 @@
           <m:r>
             <m:t xml:space="preserve">c</m:t>
           </m:r>
-          <m:r>
-            <m:t xml:space="preserve">|</m:t>
-          </m:r>
-          <m:r>
-            <m:t xml:space="preserve">k</m:t>
-          </m:r>
-          <m:r>
-            <m:t xml:space="preserve">|</m:t>
-          </m:r>
+          <m:d>
+            <m:dPr>
+              <m:begChr m:val="|"/>
+              <m:endChr m:val="|"/>
+            </m:dPr>
+            <m:e>
+              <m:r>
+                <m:t xml:space="preserve">k</m:t>
+              </m:r>
+            </m:e>
+          </m:d>
         </m:oMath>
       </m:oMathPara>
     </w:p>
     <w:p>
       <w:r>
-        <w:t>The relation between frequency and wave number required for the plane wave to solve the equation is called the dispersion relation. For the Klein Gordon equation it becomes ω² = |k|² + m², which with ℏ = c = 1 is the relativistic energy relation E² = |p|² + m² in disguise. Reading a dispersion relation off a field equation is a skill used in every later part of the course.</w:t>
+        <w:t>The relation between frequency and wave number required for the plane wave to solve the equation is called the dispersion relation. For the Klein–Gordon equation it becomes ω² = |k|² + m², which with ℏ = c = 1 is the relativistic energy relation E² = |p|² + m² in disguise. Reading a dispersion relation off a field equation is a skill used in every later part of the course.</w:t>
       </w:r>
     </w:p>
     <w:p>
       <w:pPr>
-        <w:pStyle w:val="Heading2"/>
+        <w:pStyle w:val="Heading3"/>
       </w:pPr>
       <w:r>
         <w:t>7.3 The general solution by superposition</w:t>
@@ -5209,15 +5218,17 @@
           <m:r>
             <m:t xml:space="preserve">c</m:t>
           </m:r>
-          <m:r>
-            <m:t xml:space="preserve">|</m:t>
-          </m:r>
-          <m:r>
-            <m:t xml:space="preserve">k</m:t>
-          </m:r>
-          <m:r>
-            <m:t xml:space="preserve">|</m:t>
-          </m:r>
+          <m:d>
+            <m:dPr>
+              <m:begChr m:val="|"/>
+              <m:endChr m:val="|"/>
+            </m:dPr>
+            <m:e>
+              <m:r>
+                <m:t xml:space="preserve">k</m:t>
+              </m:r>
+            </m:e>
+          </m:d>
         </m:oMath>
       </m:oMathPara>
     </w:p>
@@ -5228,15 +5239,15 @@
     </w:p>
     <w:p>
       <w:pPr>
-        <w:pStyle w:val="Heading2"/>
+        <w:pStyle w:val="Heading3"/>
       </w:pPr>
       <w:r>
-        <w:t>7.4 Diffusion and Schrodinger type equations</w:t>
+        <w:t>7.4 Diffusion and Schrödinger type equations</w:t>
       </w:r>
     </w:p>
     <w:p>
       <w:r>
-        <w:t>An equation that is first order in time behaves differently. The diffusion equation ∂ₜφ = D∇²φ, tested with a plane wave, gives ω = −iDk², so every mode decays. Replacing the real constant D by the imaginary combination iℏ/2m gives the free Schrodinger equation.</w:t>
+        <w:t>An equation that is first order in time behaves differently. The diffusion equation ∂ₜφ = D∇²φ, tested with a plane wave, gives ω = −iDk², so every mode decays. Replacing the real constant D by the imaginary combination iℏ/2m gives the free Schrödinger equation.</w:t>
       </w:r>
     </w:p>
     <w:p>
@@ -5411,14 +5422,15 @@
     </w:p>
     <w:p>
       <w:r>
-        <w:t>The factor i converts decay into oscillation, which is one of the reasons quantum mechanics needs complex numbers (Lesson 1). Being first order in time also means that ψ at one instant determines ψ at all later times; a second order equation needs both the field and its time derivative. This difference between the Schrodinger and wave equations is the tension examined in Lesson 18.</w:t>
+        <w:t>The factor i converts decay into oscillation, which is one of the reasons quantum mechanics needs complex numbers (Lesson 1). Being first order in time also means that ψ at one instant determines ψ at all later times; a second order equation needs both the field and its time derivative. This difference between the Schrödinger and wave equations is the tension examined in Lesson 18.</w:t>
       </w:r>
     </w:p>
     <w:p>
-      <w:pPr>
-        <w:pStyle w:val="Heading3"/>
-      </w:pPr>
       <w:r>
+        <w:rPr>
+          <w:b/>
+          <w:i/>
+        </w:rPr>
         <w:t>Worked example 8</w:t>
       </w:r>
     </w:p>
@@ -5429,7 +5441,7 @@
     </w:p>
     <w:p>
       <w:pPr>
-        <w:pStyle w:val="Heading1"/>
+        <w:pStyle w:val="Heading2"/>
       </w:pPr>
       <w:r>
         <w:t>8 A first look at the calculus of variations</w:t>
@@ -5591,12 +5603,12 @@
     </w:p>
     <w:p>
       <w:r>
-        <w:t>This is the Euler Lagrange equation. Applied to L = (1/2)y′² − (1/2)ω²y², it gives y″ + ω²y = 0, the harmonic oscillator of Section 6.3. The derivation is integration by parts followed by the fundamental lemma that a function integrating to zero against every test function is zero. Lesson 5 builds classical mechanics on this equation, and Lesson 26 extends it to fields.</w:t>
+        <w:t>This is the Euler–Lagrange equation. Applied to L = (1/2)y′² − (1/2)ω²y², it gives y″ + ω²y = 0, the harmonic oscillator of Section 6.3. The derivation is integration by parts followed by the fundamental lemma that a function integrating to zero against every test function is zero. Lesson 5 builds classical mechanics on this equation, and Lesson 26 extends it to fields.</w:t>
       </w:r>
     </w:p>
     <w:p>
       <w:pPr>
-        <w:pStyle w:val="Heading1"/>
+        <w:pStyle w:val="Heading2"/>
       </w:pPr>
       <w:r>
         <w:t>9 Connections to QED</w:t>
@@ -5612,15 +5624,13 @@
         <w:tblLook w:firstColumn="1" w:firstRow="1" w:lastColumn="0" w:lastRow="0" w:noHBand="0" w:noVBand="1" w:val="04A0"/>
       </w:tblPr>
       <w:tblGrid>
-        <w:gridCol w:w="2448"/>
-        <w:gridCol w:w="2448"/>
-        <w:gridCol w:w="2448"/>
-        <w:gridCol w:w="2448"/>
+        <w:gridCol w:w="3264"/>
+        <w:gridCol w:w="6528"/>
       </w:tblGrid>
       <w:tr>
         <w:tc>
           <w:tcPr>
-            <w:tcW w:type="dxa" w:w="2448"/>
+            <w:tcW w:type="dxa" w:w="3264"/>
             <w:shd w:fill="1F4E78"/>
             <w:vAlign w:val="center"/>
             <w:tcMar>
@@ -5642,7 +5652,7 @@
         </w:tc>
         <w:tc>
           <w:tcPr>
-            <w:tcW w:type="dxa" w:w="2448"/>
+            <w:tcW w:type="dxa" w:w="6528"/>
             <w:shd w:fill="1F4E78"/>
             <w:vAlign w:val="center"/>
             <w:tcMar>
@@ -5662,53 +5672,11 @@
             </w:r>
           </w:p>
         </w:tc>
-        <w:tc>
-          <w:tcPr>
-            <w:tcW w:type="dxa" w:w="2448"/>
-            <w:shd w:fill="1F4E78"/>
-            <w:vAlign w:val="center"/>
-            <w:tcMar>
-              <w:top w:w="100" w:type="dxa"/>
-              <w:start w:w="100" w:type="dxa"/>
-              <w:bottom w:w="100" w:type="dxa"/>
-              <w:end w:w="100" w:type="dxa"/>
-            </w:tcMar>
-          </w:tcPr>
-          <w:p>
-            <w:r>
-              <w:rPr>
-                <w:b/>
-                <w:color w:val="FFFFFF"/>
-              </w:rPr>
-            </w:r>
-          </w:p>
-        </w:tc>
-        <w:tc>
-          <w:tcPr>
-            <w:tcW w:type="dxa" w:w="2448"/>
-            <w:shd w:fill="1F4E78"/>
-            <w:vAlign w:val="center"/>
-            <w:tcMar>
-              <w:top w:w="100" w:type="dxa"/>
-              <w:start w:w="100" w:type="dxa"/>
-              <w:bottom w:w="100" w:type="dxa"/>
-              <w:end w:w="100" w:type="dxa"/>
-            </w:tcMar>
-          </w:tcPr>
-          <w:p>
-            <w:r>
-              <w:rPr>
-                <w:b/>
-                <w:color w:val="FFFFFF"/>
-              </w:rPr>
-            </w:r>
-          </w:p>
-        </w:tc>
       </w:tr>
       <w:tr>
         <w:tc>
           <w:tcPr>
-            <w:tcW w:type="dxa" w:w="2448"/>
+            <w:tcW w:type="dxa" w:w="3264"/>
             <w:vAlign w:val="center"/>
             <w:tcMar>
               <w:top w:w="100" w:type="dxa"/>
@@ -5725,7 +5693,7 @@
         </w:tc>
         <w:tc>
           <w:tcPr>
-            <w:tcW w:type="dxa" w:w="2448"/>
+            <w:tcW w:type="dxa" w:w="6528"/>
             <w:vAlign w:val="center"/>
             <w:tcMar>
               <w:top w:w="100" w:type="dxa"/>
@@ -5740,37 +5708,11 @@
             </w:r>
           </w:p>
         </w:tc>
-        <w:tc>
-          <w:tcPr>
-            <w:tcW w:type="dxa" w:w="2448"/>
-            <w:vAlign w:val="center"/>
-            <w:tcMar>
-              <w:top w:w="100" w:type="dxa"/>
-              <w:start w:w="100" w:type="dxa"/>
-              <w:bottom w:w="100" w:type="dxa"/>
-              <w:end w:w="100" w:type="dxa"/>
-            </w:tcMar>
-          </w:tcPr>
-          <w:p/>
-        </w:tc>
-        <w:tc>
-          <w:tcPr>
-            <w:tcW w:type="dxa" w:w="2448"/>
-            <w:vAlign w:val="center"/>
-            <w:tcMar>
-              <w:top w:w="100" w:type="dxa"/>
-              <w:start w:w="100" w:type="dxa"/>
-              <w:bottom w:w="100" w:type="dxa"/>
-              <w:end w:w="100" w:type="dxa"/>
-            </w:tcMar>
-          </w:tcPr>
-          <w:p/>
-        </w:tc>
       </w:tr>
       <w:tr>
         <w:tc>
           <w:tcPr>
-            <w:tcW w:type="dxa" w:w="2448"/>
+            <w:tcW w:type="dxa" w:w="3264"/>
             <w:vAlign w:val="center"/>
             <w:shd w:fill="EAF2F8"/>
             <w:tcMar>
@@ -5788,7 +5730,7 @@
         </w:tc>
         <w:tc>
           <w:tcPr>
-            <w:tcW w:type="dxa" w:w="2448"/>
+            <w:tcW w:type="dxa" w:w="6528"/>
             <w:vAlign w:val="center"/>
             <w:shd w:fill="EAF2F8"/>
             <w:tcMar>
@@ -5800,43 +5742,15 @@
           </w:tcPr>
           <w:p>
             <w:r>
-              <w:t>Hermiticity of momentum, Euler Lagrange equations, and discarding total derivatives from actions</w:t>
+              <w:t>Hermiticity of momentum, Euler–Lagrange equations, and discarding total derivatives from actions</w:t>
             </w:r>
           </w:p>
-        </w:tc>
-        <w:tc>
-          <w:tcPr>
-            <w:tcW w:type="dxa" w:w="2448"/>
-            <w:vAlign w:val="center"/>
-            <w:shd w:fill="EAF2F8"/>
-            <w:tcMar>
-              <w:top w:w="100" w:type="dxa"/>
-              <w:start w:w="100" w:type="dxa"/>
-              <w:bottom w:w="100" w:type="dxa"/>
-              <w:end w:w="100" w:type="dxa"/>
-            </w:tcMar>
-          </w:tcPr>
-          <w:p/>
-        </w:tc>
-        <w:tc>
-          <w:tcPr>
-            <w:tcW w:type="dxa" w:w="2448"/>
-            <w:vAlign w:val="center"/>
-            <w:shd w:fill="EAF2F8"/>
-            <w:tcMar>
-              <w:top w:w="100" w:type="dxa"/>
-              <w:start w:w="100" w:type="dxa"/>
-              <w:bottom w:w="100" w:type="dxa"/>
-              <w:end w:w="100" w:type="dxa"/>
-            </w:tcMar>
-          </w:tcPr>
-          <w:p/>
         </w:tc>
       </w:tr>
       <w:tr>
         <w:tc>
           <w:tcPr>
-            <w:tcW w:type="dxa" w:w="2448"/>
+            <w:tcW w:type="dxa" w:w="3264"/>
             <w:vAlign w:val="center"/>
             <w:tcMar>
               <w:top w:w="100" w:type="dxa"/>
@@ -5853,7 +5767,7 @@
         </w:tc>
         <w:tc>
           <w:tcPr>
-            <w:tcW w:type="dxa" w:w="2448"/>
+            <w:tcW w:type="dxa" w:w="6528"/>
             <w:vAlign w:val="center"/>
             <w:tcMar>
               <w:top w:w="100" w:type="dxa"/>
@@ -5868,37 +5782,11 @@
             </w:r>
           </w:p>
         </w:tc>
-        <w:tc>
-          <w:tcPr>
-            <w:tcW w:type="dxa" w:w="2448"/>
-            <w:vAlign w:val="center"/>
-            <w:tcMar>
-              <w:top w:w="100" w:type="dxa"/>
-              <w:start w:w="100" w:type="dxa"/>
-              <w:bottom w:w="100" w:type="dxa"/>
-              <w:end w:w="100" w:type="dxa"/>
-            </w:tcMar>
-          </w:tcPr>
-          <w:p/>
-        </w:tc>
-        <w:tc>
-          <w:tcPr>
-            <w:tcW w:type="dxa" w:w="2448"/>
-            <w:vAlign w:val="center"/>
-            <w:tcMar>
-              <w:top w:w="100" w:type="dxa"/>
-              <w:start w:w="100" w:type="dxa"/>
-              <w:bottom w:w="100" w:type="dxa"/>
-              <w:end w:w="100" w:type="dxa"/>
-            </w:tcMar>
-          </w:tcPr>
-          <w:p/>
-        </w:tc>
       </w:tr>
       <w:tr>
         <w:tc>
           <w:tcPr>
-            <w:tcW w:type="dxa" w:w="2448"/>
+            <w:tcW w:type="dxa" w:w="3264"/>
             <w:vAlign w:val="center"/>
             <w:shd w:fill="EAF2F8"/>
             <w:tcMar>
@@ -5916,7 +5804,7 @@
         </w:tc>
         <w:tc>
           <w:tcPr>
-            <w:tcW w:type="dxa" w:w="2448"/>
+            <w:tcW w:type="dxa" w:w="6528"/>
             <w:vAlign w:val="center"/>
             <w:shd w:fill="EAF2F8"/>
             <w:tcMar>
@@ -5932,39 +5820,11 @@
             </w:r>
           </w:p>
         </w:tc>
-        <w:tc>
-          <w:tcPr>
-            <w:tcW w:type="dxa" w:w="2448"/>
-            <w:vAlign w:val="center"/>
-            <w:shd w:fill="EAF2F8"/>
-            <w:tcMar>
-              <w:top w:w="100" w:type="dxa"/>
-              <w:start w:w="100" w:type="dxa"/>
-              <w:bottom w:w="100" w:type="dxa"/>
-              <w:end w:w="100" w:type="dxa"/>
-            </w:tcMar>
-          </w:tcPr>
-          <w:p/>
-        </w:tc>
-        <w:tc>
-          <w:tcPr>
-            <w:tcW w:type="dxa" w:w="2448"/>
-            <w:vAlign w:val="center"/>
-            <w:shd w:fill="EAF2F8"/>
-            <w:tcMar>
-              <w:top w:w="100" w:type="dxa"/>
-              <w:start w:w="100" w:type="dxa"/>
-              <w:bottom w:w="100" w:type="dxa"/>
-              <w:end w:w="100" w:type="dxa"/>
-            </w:tcMar>
-          </w:tcPr>
-          <w:p/>
-        </w:tc>
       </w:tr>
       <w:tr>
         <w:tc>
           <w:tcPr>
-            <w:tcW w:type="dxa" w:w="2448"/>
+            <w:tcW w:type="dxa" w:w="3264"/>
             <w:vAlign w:val="center"/>
             <w:tcMar>
               <w:top w:w="100" w:type="dxa"/>
@@ -5981,7 +5841,7 @@
         </w:tc>
         <w:tc>
           <w:tcPr>
-            <w:tcW w:type="dxa" w:w="2448"/>
+            <w:tcW w:type="dxa" w:w="6528"/>
             <w:vAlign w:val="center"/>
             <w:tcMar>
               <w:top w:w="100" w:type="dxa"/>
@@ -5996,37 +5856,11 @@
             </w:r>
           </w:p>
         </w:tc>
-        <w:tc>
-          <w:tcPr>
-            <w:tcW w:type="dxa" w:w="2448"/>
-            <w:vAlign w:val="center"/>
-            <w:tcMar>
-              <w:top w:w="100" w:type="dxa"/>
-              <w:start w:w="100" w:type="dxa"/>
-              <w:bottom w:w="100" w:type="dxa"/>
-              <w:end w:w="100" w:type="dxa"/>
-            </w:tcMar>
-          </w:tcPr>
-          <w:p/>
-        </w:tc>
-        <w:tc>
-          <w:tcPr>
-            <w:tcW w:type="dxa" w:w="2448"/>
-            <w:vAlign w:val="center"/>
-            <w:tcMar>
-              <w:top w:w="100" w:type="dxa"/>
-              <w:start w:w="100" w:type="dxa"/>
-              <w:bottom w:w="100" w:type="dxa"/>
-              <w:end w:w="100" w:type="dxa"/>
-            </w:tcMar>
-          </w:tcPr>
-          <w:p/>
-        </w:tc>
       </w:tr>
       <w:tr>
         <w:tc>
           <w:tcPr>
-            <w:tcW w:type="dxa" w:w="2448"/>
+            <w:tcW w:type="dxa" w:w="3264"/>
             <w:vAlign w:val="center"/>
             <w:shd w:fill="EAF2F8"/>
             <w:tcMar>
@@ -6044,7 +5878,7 @@
         </w:tc>
         <w:tc>
           <w:tcPr>
-            <w:tcW w:type="dxa" w:w="2448"/>
+            <w:tcW w:type="dxa" w:w="6528"/>
             <w:vAlign w:val="center"/>
             <w:shd w:fill="EAF2F8"/>
             <w:tcMar>
@@ -6060,39 +5894,11 @@
             </w:r>
           </w:p>
         </w:tc>
-        <w:tc>
-          <w:tcPr>
-            <w:tcW w:type="dxa" w:w="2448"/>
-            <w:vAlign w:val="center"/>
-            <w:shd w:fill="EAF2F8"/>
-            <w:tcMar>
-              <w:top w:w="100" w:type="dxa"/>
-              <w:start w:w="100" w:type="dxa"/>
-              <w:bottom w:w="100" w:type="dxa"/>
-              <w:end w:w="100" w:type="dxa"/>
-            </w:tcMar>
-          </w:tcPr>
-          <w:p/>
-        </w:tc>
-        <w:tc>
-          <w:tcPr>
-            <w:tcW w:type="dxa" w:w="2448"/>
-            <w:vAlign w:val="center"/>
-            <w:shd w:fill="EAF2F8"/>
-            <w:tcMar>
-              <w:top w:w="100" w:type="dxa"/>
-              <w:start w:w="100" w:type="dxa"/>
-              <w:bottom w:w="100" w:type="dxa"/>
-              <w:end w:w="100" w:type="dxa"/>
-            </w:tcMar>
-          </w:tcPr>
-          <w:p/>
-        </w:tc>
       </w:tr>
       <w:tr>
         <w:tc>
           <w:tcPr>
-            <w:tcW w:type="dxa" w:w="2448"/>
+            <w:tcW w:type="dxa" w:w="3264"/>
             <w:vAlign w:val="center"/>
             <w:tcMar>
               <w:top w:w="100" w:type="dxa"/>
@@ -6109,7 +5915,7 @@
         </w:tc>
         <w:tc>
           <w:tcPr>
-            <w:tcW w:type="dxa" w:w="2448"/>
+            <w:tcW w:type="dxa" w:w="6528"/>
             <w:vAlign w:val="center"/>
             <w:tcMar>
               <w:top w:w="100" w:type="dxa"/>
@@ -6124,37 +5930,11 @@
             </w:r>
           </w:p>
         </w:tc>
-        <w:tc>
-          <w:tcPr>
-            <w:tcW w:type="dxa" w:w="2448"/>
-            <w:vAlign w:val="center"/>
-            <w:tcMar>
-              <w:top w:w="100" w:type="dxa"/>
-              <w:start w:w="100" w:type="dxa"/>
-              <w:bottom w:w="100" w:type="dxa"/>
-              <w:end w:w="100" w:type="dxa"/>
-            </w:tcMar>
-          </w:tcPr>
-          <w:p/>
-        </w:tc>
-        <w:tc>
-          <w:tcPr>
-            <w:tcW w:type="dxa" w:w="2448"/>
-            <w:vAlign w:val="center"/>
-            <w:tcMar>
-              <w:top w:w="100" w:type="dxa"/>
-              <w:start w:w="100" w:type="dxa"/>
-              <w:bottom w:w="100" w:type="dxa"/>
-              <w:end w:w="100" w:type="dxa"/>
-            </w:tcMar>
-          </w:tcPr>
-          <w:p/>
-        </w:tc>
       </w:tr>
       <w:tr>
         <w:tc>
           <w:tcPr>
-            <w:tcW w:type="dxa" w:w="2448"/>
+            <w:tcW w:type="dxa" w:w="3264"/>
             <w:vAlign w:val="center"/>
             <w:shd w:fill="EAF2F8"/>
             <w:tcMar>
@@ -6172,7 +5952,7 @@
         </w:tc>
         <w:tc>
           <w:tcPr>
-            <w:tcW w:type="dxa" w:w="2448"/>
+            <w:tcW w:type="dxa" w:w="6528"/>
             <w:vAlign w:val="center"/>
             <w:shd w:fill="EAF2F8"/>
             <w:tcMar>
@@ -6184,43 +5964,7 @@
           </w:tcPr>
           <w:p>
             <w:r>
-              <w:t>Klein Gordon and Maxwell equations and the on-shell condition E² =</w:t>
-            </w:r>
-          </w:p>
-        </w:tc>
-        <w:tc>
-          <w:tcPr>
-            <w:tcW w:type="dxa" w:w="2448"/>
-            <w:vAlign w:val="center"/>
-            <w:shd w:fill="EAF2F8"/>
-            <w:tcMar>
-              <w:top w:w="100" w:type="dxa"/>
-              <w:start w:w="100" w:type="dxa"/>
-              <w:bottom w:w="100" w:type="dxa"/>
-              <w:end w:w="100" w:type="dxa"/>
-            </w:tcMar>
-          </w:tcPr>
-          <w:p>
-            <w:r>
-              <w:t>p</w:t>
-            </w:r>
-          </w:p>
-        </w:tc>
-        <w:tc>
-          <w:tcPr>
-            <w:tcW w:type="dxa" w:w="2448"/>
-            <w:vAlign w:val="center"/>
-            <w:shd w:fill="EAF2F8"/>
-            <w:tcMar>
-              <w:top w:w="100" w:type="dxa"/>
-              <w:start w:w="100" w:type="dxa"/>
-              <w:bottom w:w="100" w:type="dxa"/>
-              <w:end w:w="100" w:type="dxa"/>
-            </w:tcMar>
-          </w:tcPr>
-          <w:p>
-            <w:r>
-              <w:t>² + m²</w:t>
+              <w:t>Klein–Gordon and Maxwell equations and the on-shell condition E² = |p|² + m²</w:t>
             </w:r>
           </w:p>
         </w:tc>
@@ -6228,7 +5972,7 @@
       <w:tr>
         <w:tc>
           <w:tcPr>
-            <w:tcW w:type="dxa" w:w="2448"/>
+            <w:tcW w:type="dxa" w:w="3264"/>
             <w:vAlign w:val="center"/>
             <w:tcMar>
               <w:top w:w="100" w:type="dxa"/>
@@ -6245,7 +5989,7 @@
         </w:tc>
         <w:tc>
           <w:tcPr>
-            <w:tcW w:type="dxa" w:w="2448"/>
+            <w:tcW w:type="dxa" w:w="6528"/>
             <w:vAlign w:val="center"/>
             <w:tcMar>
               <w:top w:w="100" w:type="dxa"/>
@@ -6260,32 +6004,6 @@
             </w:r>
           </w:p>
         </w:tc>
-        <w:tc>
-          <w:tcPr>
-            <w:tcW w:type="dxa" w:w="2448"/>
-            <w:vAlign w:val="center"/>
-            <w:tcMar>
-              <w:top w:w="100" w:type="dxa"/>
-              <w:start w:w="100" w:type="dxa"/>
-              <w:bottom w:w="100" w:type="dxa"/>
-              <w:end w:w="100" w:type="dxa"/>
-            </w:tcMar>
-          </w:tcPr>
-          <w:p/>
-        </w:tc>
-        <w:tc>
-          <w:tcPr>
-            <w:tcW w:type="dxa" w:w="2448"/>
-            <w:vAlign w:val="center"/>
-            <w:tcMar>
-              <w:top w:w="100" w:type="dxa"/>
-              <w:start w:w="100" w:type="dxa"/>
-              <w:bottom w:w="100" w:type="dxa"/>
-              <w:end w:w="100" w:type="dxa"/>
-            </w:tcMar>
-          </w:tcPr>
-          <w:p/>
-        </w:tc>
       </w:tr>
     </w:tbl>
     <w:p>
@@ -6295,7 +6013,7 @@
     </w:p>
     <w:p>
       <w:pPr>
-        <w:pStyle w:val="Heading1"/>
+        <w:pStyle w:val="Heading2"/>
       </w:pPr>
       <w:r>
         <w:t>10 Summary</w:t>
@@ -6399,7 +6117,7 @@
     </w:p>
     <w:p>
       <w:pPr>
-        <w:pStyle w:val="Heading1"/>
+        <w:pStyle w:val="Heading2"/>
       </w:pPr>
       <w:r>
         <w:t>Exercises</w:t>
@@ -7051,7 +6769,7 @@
           </w:tcPr>
           <w:p>
             <w:r>
-              <w:t>Challenge: derive the Euler Lagrange equation for S[y] = ∫ₐᵇ L(y, y′, x) dx, then apply it to L = (1/2)m y′² − V(y) and identify the result.</w:t>
+              <w:t>Challenge: derive the Euler–Lagrange equation for S[y] = ∫ₐᵇ L(y, y′, x) dx, then apply it to L = (1/2)m y′² − V(y) and identify the result.</w:t>
             </w:r>
           </w:p>
         </w:tc>
@@ -7059,7 +6777,7 @@
     </w:tbl>
     <w:p>
       <w:pPr>
-        <w:pStyle w:val="Heading1"/>
+        <w:pStyle w:val="Heading2"/>
       </w:pPr>
       <w:r>
         <w:t>Solutions</w:t>
@@ -7216,7 +6934,7 @@
         <w:t xml:space="preserve"> </w:t>
       </w:r>
       <w:r>
-        <w:t>Two factors of ik give (ik)² = −k². Transforming the equation gives −k²f̃ − m²f̃ = −1, so f̃(k) = 1/(k² + m²). By Exercise 10 with a = m, the inverse transform is f(x) = e^(−m\|x\|)/(2m). This is the Green's function of the operator −d²/dx² + m², and its momentum-space form 1/(k² + m²) is the ancestor of the propagators of Lesson 45.</w:t>
+        <w:t>Two factors of ik give (ik)² = −k². Transforming the equation gives −k²f̃ − m²f̃ = −1, so f̃(k) = 1/(k² + m²). By Exercise 10 with a = m, the inverse transform is f(x) = e^(−m|x|)/(2m). This is the Green's function of the operator −d²/dx² + m², and its momentum-space form 1/(k² + m²) is the ancestor of the propagators of Lesson 45.</w:t>
       </w:r>
     </w:p>
     <w:p>
@@ -7272,7 +6990,7 @@
         <w:t xml:space="preserve"> </w:t>
       </w:r>
       <w:r>
-        <w:t>On the plane wave, ∂ₜ² gives −ω² and ∇² gives −\|k\|², so the equation becomes (−ω² + \|k\|² + m²)φ = 0, which has a nonzero solution exactly when ω² = \|k\|² + m². For F(x − ct), write u = x − ct: ∂ₜF = −cF′(u), ∂ₜ²F = c²F″(u), and ∂ₓ²F = F″(u), so ∂ₜ²F = c²∂ₓ²F.</w:t>
+        <w:t>On the plane wave, ∂ₜ² gives −ω² and ∇² gives −|k|², so the equation becomes (−ω² + |k|² + m²)φ = 0, which has a nonzero solution exactly when ω² = |k|² + m². For F(x − ct), write u = x − ct: ∂ₜF = −cF′(u), ∂ₜ²F = c²F″(u), and ∂ₓ²F = F″(u), so ∂ₜ²F = c²∂ₓ²F.</w:t>
       </w:r>
     </w:p>
     <w:p>
@@ -7291,7 +7009,7 @@
     </w:p>
     <w:p>
       <w:pPr>
-        <w:pStyle w:val="Heading1"/>
+        <w:pStyle w:val="Heading2"/>
       </w:pPr>
       <w:r>
         <w:t>Mastery checklist</w:t>
@@ -7363,7 +7081,7 @@
     </w:p>
     <w:p>
       <w:pPr>
-        <w:pStyle w:val="Heading1"/>
+        <w:pStyle w:val="Heading2"/>
       </w:pPr>
       <w:r>
         <w:t>Next lesson</w:t>
